--- a/example_articles/states/New York/5.states_New York_Other_publisher.docx
+++ b/example_articles/states/New York/5.states_New York_Other_publisher.docx
@@ -29,17 +29,17 @@
     </w:p>
     <w:p>
       <w:r>
-        <w:t>Source File: Other publishers/Files (500) (30).DOCX</w:t>
+        <w:t>Source file: Other publishers/Files (500) (30).DOCX</w:t>
       </w:r>
     </w:p>
     <w:p>
       <w:r>
-        <w:t>Raw locations result: ['New York']</w:t>
+        <w:t>Raw locations result, 'locations': ['New York']</w:t>
       </w:r>
     </w:p>
     <w:p>
       <w:r>
-        <w:t>states_stand_flat (Standardized): New York</w:t>
+        <w:t>Standardized locations result, 'states_stand_flat': New York</w:t>
       </w:r>
     </w:p>
     <w:p>

--- a/example_articles/states/New York/5.states_New York_Other_publisher.docx
+++ b/example_articles/states/New York/5.states_New York_Other_publisher.docx
@@ -7,9 +7,7 @@
         <w:pStyle w:val="Heading1"/>
       </w:pPr>
       <w:r>
-        <w:t>MOVIES WITH HEART;</w:t>
-        <w:br/>
-        <w:t>Tender films warm studio coffers</w:t>
+        <w:t>No NYC 'News' means bad news</w:t>
       </w:r>
     </w:p>
     <w:p>
@@ -19,17 +17,17 @@
     </w:p>
     <w:p>
       <w:r>
-        <w:t>Date: 1990-12-04</w:t>
+        <w:t>Date: 1990-11-20</w:t>
       </w:r>
     </w:p>
     <w:p>
       <w:r>
-        <w:t>Section: LIFE; Pg. 1D; Cover Story</w:t>
+        <w:t>Section: NEWS; Pg. 7A; Statesline</w:t>
       </w:r>
     </w:p>
     <w:p>
       <w:r>
-        <w:t>Source file: Other publishers/Files (500) (30).DOCX</w:t>
+        <w:t>Source file: Other publishers/Files (500) (27).DOCX</w:t>
       </w:r>
     </w:p>
     <w:p>
@@ -51,75 +49,61 @@
     </w:p>
     <w:p>
       <w:r>
-        <w:t>This weekend, the heart-tugging romantic thriller Ghost, made for a modest $ 18.4 million, will become the only 1990 movie to top $ 200 million in ticket sales.</w:t>
+        <w:t>''It's like a death in the family … a tragedy.'' - Victor Navasky, 58, a New Yorker who is editor of The Nation magazine</w:t>
         <w:br/>
-        <w:t>Its closest rival is Pretty Woman, a fairy tale romantic comedy made for $ 20 million.</w:t>
+        <w:t xml:space="preserve"> </w:t>
         <w:br/>
-        <w:t>And now Home Alone, a $ 15 million family comedy starring a virtually unknown 10-year-old, is beating up Rocky V and Predator 2 at the box office.</w:t>
+        <w:t xml:space="preserve"> NEW YORK - New York without the Daily News is like the city skyline without the Empire State Building.</w:t>
         <w:br/>
-        <w:t>These three surprise smashes are all feel-good films, driven more by story than star-power. In addition, each cost less than the industry average ($ 23.5 million) in a year when bloated movie budgets have been riding a runaway train.</w:t>
+        <w:t>Before the current, bitter 3-week-old strike, the city's biggest tabloid was a ritual read for many of the 1.1 million who bought it daily. On subways, it was a ubiquitous presence in the hands of straphangers. Now, it is a rarity.</w:t>
         <w:br/>
-        <w:t>Their success is ''opening up a whole new realm of possibilities in terms of what Hollywood will or will not make,'' says David Kirkpatrick, president of Paramount Pictures Motion Picture Group. ''It shows you don't have to rely on heavy machinery and hugely expensive stars … . There used to be the feeling that you needed the big heavy action pictures to really succeed. We're now entering a whole new era of heartfelt pictures.''</w:t>
+        <w:t>Even at New York's famous Horn &amp; Hardart Automat, next door to The Daily News Building on 42nd Street, no customers sipping coffee can be found poring over its black and white pages.</w:t>
         <w:br/>
-        <w:t>20th Century Fox production president Roger Birnbaum agrees: ''We don't have to make these giant blockbuster films to succeed. The audience is saying, 'Give us a good story, nothing needs to explode. We want to laugh and cry.' ''</w:t>
+        <w:t>The newspaper is still being printed. But throughout the city, newsdealers at sidewalk kiosks, booths and tobacco stores, intimidated by fears and threats of violence, have balked at selling New York's ''hometown paper.''</w:t>
         <w:br/>
-        <w:t>Projects like The Butcher's Wife, currently in production starring Ghost's Demi Moore and Arachnophobia's Jeff Daniels, are beneficiaries of the trend.</w:t>
+        <w:t>Fear isn't unfounded. About 100 delivery trucks have been burned or otherwise damaged, newsstand locks glued shut and dozens of union members arrested.</w:t>
         <w:br/>
-        <w:t>The script for the uplifting romantic comedy about a young clairvoyant (Moore) who marries a New York butcher and influences the lives of all she meets was bought by Paramount two years ago. But it wasn't until Paramount's Ghost hit that the studio said, '' 'Let's do it now,' '' says co-producer Lauren Lloyd.</w:t>
+        <w:t>About 2,600 workers in nine unions remain out on strike, including 230 of 350 newsroom employees.</w:t>
         <w:br/>
-        <w:t>''Hollywood is looking at the box-office receipts and saying 'OK, these movies make money,' '' adds her partner, Wallis Nicita.</w:t>
+        <w:t>Increasingly, the strike is less a strike than a dance of death, a slow, stubborn self-destructive labor-management pas de deux.</w:t>
         <w:br/>
-        <w:t>That's not to say the pricey action extravaganzas that many studios have banked on over the last couple of years will evaporate. Terminator 2 Judgment Day and Aliens III are already in the works. And big-scale action movies' tremendous appeal in the lucrative foreign market guarantees their existence for some time.</w:t>
+        <w:t>There has been little negotiating, and a settlement is nowhere in sight. The Daily News says costly union work rules are at issue. The unions say they'll make concessions if the paper opens its books.</w:t>
         <w:br/>
-        <w:t>Still, the latest emphasis at many studios and production companies is on more reasonable budgets and stories with heart.</w:t>
+        <w:t>On the streets, the paper's absence is being felt even by those who didn't read it.</w:t>
         <w:br/>
-        <w:t>''Material that moves you is very 'in' now,'' says David Friendly, senior vice president of motion pictures at Imagine Entertainment, which is making an as-yet-untitled summer tearjerker for Columbia Pictures about an 11-year- old girl who lives in a funeral parlor.</w:t>
+        <w:t>''It's like a death in the family … a tragedy,'' says Victor Navasky, 58, editor of The Nation magazine. Brought up in a family that wouldn't read the paper because at the time it smeared leftist politicians, he later came to count on the tabloid for its columns and solid coverage of local news. Like many, he assumed it would be around forever.</w:t>
         <w:br/>
-        <w:t>Other 1991 summer heartstring-tuggers: Touchstone's The Doctor, starring William Hurt as a surgeon who becomes more empathetic and grows closer to his family after being stricken with cancer.</w:t>
+        <w:t>Indeed, for those accustomed to seeing it, the paper's front page was as distinct and forceful a presence as the face of a parent or boisterous old aunt. Its pages were a concentrate of the city, written in the poetry of a grit that made obvious the inescapable - that New York is a city like no other.</w:t>
         <w:br/>
-        <w:t>20th Century Fox's Dying Young stars Pretty Woman's Julia Roberts as a working-class woman who falls in love with the wealthy leukemia victim she cares for.</w:t>
+        <w:t>Of course, these days the snap is out of the city's fingers, the rhythm gone from its walk, New York's fiscal tap is running red ink, and its icons are in retreat. Ed Koch is 11 months out of office, Donald Trump toppled from his glitzy perch, George Steinbrenner booted from Yankee Stadium, Darryl Strawberry in flight to Los Angeles.</w:t>
         <w:br/>
-        <w:t>''There will always be a place for big-budget action movies,'' says Friendly, ''but the important thing is that people want to feel again.''</w:t>
+        <w:t>And now the Daily News' best-known reporters and columnists, voices that helped the city think, have packed up their bylines for other papers and TV.</w:t>
         <w:br/>
-        <w:t>Bruce Joel Rubin, who wrote Ghost, believes that's a big reason his summer smash hit keeps going strong. ''We've had lots of thinking. In the '90s people want to feel.''</w:t>
+        <w:t>The strike also has New Yorkers at each others' throats. Some blame decades of union featherbedding and labor for economically killing the paper. Others say the paper's parent company, the Chicago-based Tribune Co., is a union-busting vampire sucking the blood of its workers.</w:t>
         <w:br/>
-        <w:t>Some moviemakers had sensed that before Ghost became a hit. ''These things happen almost by osmosis,'' notes David Hoberman, president of Walt Disney and Touchstone Pictures. But since getting a movie from script to screen typically takes at least a year, ''Once you've discovered or rediscovered a new genre, it's almost too late to start trying,'' he says.</w:t>
+        <w:t>On subway platforms, city dwellers argue loudly over the morality of buying the Daily News from homeless men whom management gives the papers to for free for risking their necks and putting up with abuse.</w:t>
         <w:br/>
-        <w:t>Already on deck at Touchstone is Green Card, an odd-couple romantic comedy due out later this month, starring Andie MacDowell and Gerard Depardieu. Kim Basinger and Alec Baldwin star as another mismatched couple (she's a Vegas singer; he's a classy businessman) in Hollywood Pictures' The Marrying Man, expected in the spring.</w:t>
+        <w:t>''It's ugly,'' says Sidney Zion, a novelist and veteran of the press. ''The city feels naked without the News.''</w:t>
         <w:br/>
-        <w:t>Universal Pictures has a Holly Hunter-Richard Dreyfuss romance called Once Around, due in January.</w:t>
+        <w:t>In the borough of Queens, the paper's blue-collar heartland, the Daily News is absent in bars like Breslin &amp; Sweeney's. Though it was a family tradition for many because it spoke their language chasing down stories of City Hall, the cops and the underworld, nostalgia for the paper has its limits. Sympathy for the working person, especially in tough times like these, runs deep.</w:t>
         <w:br/>
-        <w:t>Still, there's no denying that Pretty Woman's success and Ghost's continuing draw - it's still packing them in five months after its release - are fueling the ''let's feel'' trend.</w:t>
+        <w:t>There are those like waitress Karen Jones, 27, who misses her horoscope and says she needs the paper's working-class want ads. Others in this city of immigrants, like Pakistani cab driver Fazlerab Khan, 49, miss it because ''it was easy to read.''</w:t>
         <w:br/>
-        <w:t>New in development at Carolco Pictures is a feature being loosely adapted from the T.M. Wright novel Manhattan Ghost Story, a romantic thriller about a restrained couple who learned to express their love in the afterlife.</w:t>
+        <w:t>Of course, other New York papers once seemed indispensable - the World, the Mirror, the Herald, the Journal and especially the Tribune.</w:t>
         <w:br/>
-        <w:t>The script for The Cheese Stands Alone, a romantic comedy about a 31-year- old who thinks he can't fall in love, spurred a seven-way bidding war recently won by Paramount's $ 1 million offer.</w:t>
+        <w:t>''Such is the fickleness of human nature,'' says New Yorker writer Brendan Gill. ''We got along without them.''</w:t>
         <w:br/>
-        <w:t>''I don't think this script would have gotten as high a price before Pretty Woman and Ghost,'' says entertainment lawyer David Colden, who helped orchestrate the bidding session.</w:t>
+        <w:t xml:space="preserve"> TEXT OF GRAPHIC</w:t>
         <w:br/>
-        <w:t>Story-driven films without mega budgets have become surprise hits before: 1987's Dirty Dancing and last year's Look Who's Talking and Driving Miss Daisy, to name a few. The odds are against this, though.</w:t>
+        <w:t>'Daily News' in decline</w:t>
         <w:br/>
-        <w:t>For starters, it's much more difficult to gain public and media awareness without a major star, especially in the competitive summer and Christmas seasons.</w:t>
+        <w:t xml:space="preserve"> Striking unions estimate New York Daily News circulation has dropped as low as 100,000 since the strike began Oct. 25. The newspaper says it is delivering about 200,000 papers to subscribers daily. Circulation as of Sept. 30: </w:t>
         <w:br/>
-        <w:t>Touchstone's Hoberman says, ''One of the best things about this year is that Pretty Woman and Ghost show that a good story told well can be better than any one star.'' Still, he admits, ''It's going to be a terrific challenge to market Gerard (Depardieu) and get people to fall in love with him'' in Green Card.</w:t>
+        <w:t>1 - Unaudited</w:t>
         <w:br/>
-        <w:t>History, too, has shown that bigger budgets typically make for higher- grossing films.</w:t>
+        <w:t>COMPLETE TEXT NOT AVAILABLE</w:t>
         <w:br/>
-        <w:t>Research by Paul Kagan Associates, an entertainment research firm, indicates that in the past five years, movies with budgets from $ 5 million to $ 15 million have shown a slightly lower return rate than those costing more than $ 25 million.</w:t>
-        <w:br/>
-        <w:t>Still, this year's box-office bottom line has moviemakers scrutinizing big- budget projects more carefully.</w:t>
-        <w:br/>
-        <w:t>The crop of high-profile summer films costing between $ 30 million and $ 70 million generally didn't live up to expectations. In addition, the year's top box office draws - Ghost, Pretty Woman and Teenage Mutant Ninja Turtles - together cost less to make than Days of Thunder, Die Hard 2 or Total Recall alone.</w:t>
-        <w:br/>
-        <w:t>''We won't be relying so heavily on one giant blockbuster next summer,'' says Fox's Birnbaum. Its Die Hard 2 made more than $ 100 million, but reportedly cost $ 70 million to make.</w:t>
-        <w:br/>
-        <w:t>''It was a big shock at Paramount when Ghost surpassed Days of Thunder,'' recalls Lindsay Doran, a former Paramount exec, now president of the independent Mirage Enterprises. ''People everywhere were saying 'Gee, maybe it's not about movie stars and (opening) dates. It's not Eddie (Murphy) at Memorial (Day), Tom Cruise at Christmas time. You begin to see that there are other ways to make movies.'' She's producing a romantic thriller starring Henry V's Kenneth Branagh called Dead Again.</w:t>
-        <w:br/>
-        <w:t>But the movie business, in its quest to satisfy public taste, is forever cyclical.</w:t>
-        <w:br/>
-        <w:t>''If everyone does Ghost fantasy movies and romantic comedies, then that market will be overserved and whoever has the one big-budget action movie might have the hit,'' says Frank S. Kilpatrick, a Manhattan Beach, Calif.- based strategic planning specialist for the entertainment industry.</w:t>
-        <w:br/>
-        <w:t>Paramount's Kirkpatrick concurs: ''Everything that's new again is old again in a few years.''</w:t>
+        <w:t>Source: Audit Bureau of Circulation</w:t>
         <w:br/>
         <w:br/>
         <w:t>Graphic</w:t>
@@ -127,11 +111,11 @@
         <w:br/>
         <w:t xml:space="preserve"> </w:t>
         <w:br/>
-        <w:t>EAR PHOTO; color, Albert Ferreira, DMI; PHOTO; color, Peter Sorel; PHOTO; color, Touchstone Pictures; PHOTO; color, Elliott Marke</w:t>
+        <w:t>b/w, Julie Stacey, USA TODAY, Source: Audit Bureau of Circulation; PHOTO; b/w, Mark Lennihan, AP</w:t>
         <w:br/>
         <w:t xml:space="preserve"> </w:t>
         <w:br/>
-        <w:t>CUTLINE: DEMI MOORE: Spirit really moves 'Ghost,' 1D CUTLINE: HEAVENLY PROFITS: Demi Moore and Patrick Swayze star in the surprise blockbuster 'Ghost.' CUTLINE: RICHLY ROMANTIC: Richard Gere charmed Julia Roberts and lots of 'Pretty Woman' fans. CUTLINE: WHAT'S IN STORE: Jeff Daniels and Demi Moore in a new comedy, 'The Butcher's Wife.'</w:t>
+        <w:t>CUTLINE: BITTER TOSS: Tom Pennacchio, of Local 3 of the Newspaper Guild of America, throws 'Daily News' papers into the air outside the newspaper's offices in midtown New York.</w:t>
       </w:r>
     </w:p>
     <w:sectPr>

--- a/example_articles/states/New York/5.states_New York_Other_publisher.docx
+++ b/example_articles/states/New York/5.states_New York_Other_publisher.docx
@@ -7,7 +7,7 @@
         <w:pStyle w:val="Heading1"/>
       </w:pPr>
       <w:r>
-        <w:t>No NYC 'News' means bad news</w:t>
+        <w:t>From man-eater to mom Christina Applegate successfully makes the transition from 'Married … With Children' to 'Jesse'</w:t>
       </w:r>
     </w:p>
     <w:p>
@@ -17,17 +17,17 @@
     </w:p>
     <w:p>
       <w:r>
-        <w:t>Date: 1990-11-20</w:t>
+        <w:t>Date: 1998-09-23</w:t>
       </w:r>
     </w:p>
     <w:p>
       <w:r>
-        <w:t>Section: NEWS; Pg. 7A; Statesline</w:t>
+        <w:t>Section: FoodPlus;</w:t>
       </w:r>
     </w:p>
     <w:p>
       <w:r>
-        <w:t>Source file: Other publishers/Files (500) (27).DOCX</w:t>
+        <w:t>Source file: Other publishers/Files (500) (26).DOCX</w:t>
       </w:r>
     </w:p>
     <w:p>
@@ -49,61 +49,41 @@
     </w:p>
     <w:p>
       <w:r>
-        <w:t>''It's like a death in the family … a tragedy.'' - Victor Navasky, 58, a New Yorker who is editor of The Nation magazine</w:t>
+        <w:t>Not that I'm any authority on the subject, but it has to be difficult to look demure while wearing a Tyrolean-style cocktail-waitress outfit with an off-the-shoulder neckline, a thigh-high skirt and strategically placed suspenders designed to do the work of a push-up bra.</w:t>
         <w:br/>
-        <w:t xml:space="preserve"> </w:t>
+        <w:t>But, believe it or not, Christina Applegate, who played the man-eating Kelly Bundy on "Married … With Children," manages the task in her new NBC sitcom "Jesse." She displays a TV veteran's sense of comic timing while shifting into a vastly different and immediately appealing character. In that, she surpasses the amateurish debuts of her "Must-See TV" predecessors Lea Thompson in "Caroline in the City" and Brooke Shields in "Suddenly Susan." She's not the whole show, but she's a large and surprisingly delightful part of it.</w:t>
         <w:br/>
-        <w:t xml:space="preserve"> NEW YORK - New York without the Daily News is like the city skyline without the Empire State Building.</w:t>
+        <w:t>For years, the 7:30 p.m. Thursday time slot was a cavity NBC plugged with dreck, taking advantage of viewers too tired or too jaded to bother to turn the channel in the half-hour before "Seinfeld." (Do "Union Square" or "The Single Guy" ring a bell? That's my official, patented TV Critic's Dreck Detector going off.) But when "Jesse" premieres this week on WMAQ Channel 5, it becomes the best show to fill that slot since "Friends" debuted there four seasons ago.</w:t>
         <w:br/>
-        <w:t>Before the current, bitter 3-week-old strike, the city's biggest tabloid was a ritual read for many of the 1.1 million who bought it daily. On subways, it was a ubiquitous presence in the hands of straphangers. Now, it is a rarity.</w:t>
+        <w:t>There are good reasons for that. With "Seinfeld" gone, NBC can't afford to take anything for granted in its "Must-See TV" cash cow. What's more, "Jesse" was created by the same solid team of producers that put "Friends" together. Thursday's pilot was directed by the great James Burrows. It begins with the best sight gag of the fall TV season.</w:t>
         <w:br/>
-        <w:t>Even at New York's famous Horn &amp; Hardart Automat, next door to The Daily News Building on 42nd Street, no customers sipping coffee can be found poring over its black and white pages.</w:t>
+        <w:t>Jesse, working as a cocktail waitress in her dad's Buffalo, N.Y., bar, delivers him a drink order.</w:t>
         <w:br/>
-        <w:t>The newspaper is still being printed. But throughout the city, newsdealers at sidewalk kiosks, booths and tobacco stores, intimidated by fears and threats of violence, have balked at selling New York's ''hometown paper.''</w:t>
+        <w:t>"I want a Fuzzy Navel and a Pink Lady," she says.</w:t>
         <w:br/>
-        <w:t>Fear isn't unfounded. About 100 delivery trucks have been burned or otherwise damaged, newsstand locks glued shut and dozens of union members arrested.</w:t>
+        <w:t>"Coming right up," he responds, then brings out two glasses, fills them with ice and wrings the bar towel into them.</w:t>
         <w:br/>
-        <w:t>About 2,600 workers in nine unions remain out on strike, including 230 of 350 newsroom employees.</w:t>
+        <w:t>That does much to establish what kind of a place and what kind of a man this is. It took Fox's "Costello," a similar sitcom set in a blue-collar bar, 10 minutes and an awful lot of blustery dialogue to do what "Jesse" does with that one lithe joke.</w:t>
         <w:br/>
-        <w:t>Increasingly, the strike is less a strike than a dance of death, a slow, stubborn self-destructive labor-management pas de deux.</w:t>
+        <w:t>I don't mean to gush about "Jesse." Thursday's debut certainly has its problems, beginning with how routine it is determined to be. But "Jesse" is at least proficient, and it's something of a surprise to see NBC roll a working vehicle and not a lemon off the assembly line to fill out Thursday nights.</w:t>
         <w:br/>
-        <w:t>There has been little negotiating, and a settlement is nowhere in sight. The Daily News says costly union work rules are at issue. The unions say they'll make concessions if the paper opens its books.</w:t>
+        <w:t>The most stereotypical of the characters turns out to be that of her father. John Warner Sr. is played by George Dzundza, who previously played gruff but likable working-class schmoes in "The Deer Hunter" and "Law &amp; Order." He's a lovable racist of the sort only TV can produce.</w:t>
         <w:br/>
-        <w:t>On the streets, the paper's absence is being felt even by those who didn't read it.</w:t>
+        <w:t>Of course, who should move in next door but a Chilean stud named Diego (Bruno Campos) who soon has eyes for Jesse. The banter between John Sr. and Diego is right out of the Sitcom Writer's Manual, and "Jesse" will probably fall back on it whenever it needs to fill out a script.</w:t>
         <w:br/>
-        <w:t>''It's like a death in the family … a tragedy,'' says Victor Navasky, 58, editor of The Nation magazine. Brought up in a family that wouldn't read the paper because at the time it smeared leftist politicians, he later came to count on the tabloid for its columns and solid coverage of local news. Like many, he assumed it would be around forever.</w:t>
+        <w:t>Slightly better are the other side characters: her older brother John Jr. (John Lehr), who has taken a vow of silence, and her wacky, scheming younger brother, played by David DeLuise with more than a hint of his real-life father's mania.</w:t>
         <w:br/>
-        <w:t>Indeed, for those accustomed to seeing it, the paper's front page was as distinct and forceful a presence as the face of a parent or boisterous old aunt. Its pages were a concentrate of the city, written in the poetry of a grit that made obvious the inescapable - that New York is a city like no other.</w:t>
+        <w:t>Jesse also has a son, Little John (Eric Lloyd), and she has sworn off dating in order to devote herself to him. In fact, she has even trained him to throw a wet blanket on any overly friendly bar patrons by running up, hugging the guy and shouting, "Daddy!"</w:t>
         <w:br/>
-        <w:t>Of course, these days the snap is out of the city's fingers, the rhythm gone from its walk, New York's fiscal tap is running red ink, and its icons are in retreat. Ed Koch is 11 months out of office, Donald Trump toppled from his glitzy perch, George Steinbrenner booted from Yankee Stadium, Darryl Strawberry in flight to Los Angeles.</w:t>
+        <w:t>So Diego and Jesse are drawn to each other, but Jesse is tentative. That's the charm of Applegate's performance, that she really makes her character seem shy. She recites her list of reasons not to get involved to Diego, then finishes it off, "And stop it with the blue eyes already!"</w:t>
         <w:br/>
-        <w:t>And now the Daily News' best-known reporters and columnists, voices that helped the city think, have packed up their bylines for other papers and TV.</w:t>
+        <w:t>Even this follows a familiar sitcom formula: the tease. Unreleased sexual tension has been a sitcom staple since the glory days of Sam and Diane in "Cheers," and it has been played out to tiresome ends more recently in "Caroline" (to name just one offender). If "Jesse" were to resort to the same cheap device to hold viewers, it would soon prove an aggravation instead of a delight.</w:t>
         <w:br/>
-        <w:t>The strike also has New Yorkers at each others' throats. Some blame decades of union featherbedding and labor for economically killing the paper. Others say the paper's parent company, the Chicago-based Tribune Co., is a union-busting vampire sucking the blood of its workers.</w:t>
+        <w:t>Fortunately, with the help of soul singer Al Green, there is a sign at the end of Thursday's premiere that "Jesse" won't settle for such a pat way of keeping viewers interested.</w:t>
         <w:br/>
-        <w:t>On subway platforms, city dwellers argue loudly over the morality of buying the Daily News from homeless men whom management gives the papers to for free for risking their necks and putting up with abuse.</w:t>
+        <w:t>That's the thing about sitcom pilots. Even when they're done, in the can and on the air, they're not finished pieces of work but just a beginning, a sketch for how the sitcom should proceed. "Jesse" is proficient at worst, and at best it is a disarming and funny show. I think viewers will be enchanted with the new Christina Applegate and be pleasantly surprised with how the show develops.</w:t>
         <w:br/>
-        <w:t>''It's ugly,'' says Sidney Zion, a novelist and veteran of the press. ''The city feels naked without the News.''</w:t>
-        <w:br/>
-        <w:t>In the borough of Queens, the paper's blue-collar heartland, the Daily News is absent in bars like Breslin &amp; Sweeney's. Though it was a family tradition for many because it spoke their language chasing down stories of City Hall, the cops and the underworld, nostalgia for the paper has its limits. Sympathy for the working person, especially in tough times like these, runs deep.</w:t>
-        <w:br/>
-        <w:t>There are those like waitress Karen Jones, 27, who misses her horoscope and says she needs the paper's working-class want ads. Others in this city of immigrants, like Pakistani cab driver Fazlerab Khan, 49, miss it because ''it was easy to read.''</w:t>
-        <w:br/>
-        <w:t>Of course, other New York papers once seemed indispensable - the World, the Mirror, the Herald, the Journal and especially the Tribune.</w:t>
-        <w:br/>
-        <w:t>''Such is the fickleness of human nature,'' says New Yorker writer Brendan Gill. ''We got along without them.''</w:t>
-        <w:br/>
-        <w:t xml:space="preserve"> TEXT OF GRAPHIC</w:t>
-        <w:br/>
-        <w:t>'Daily News' in decline</w:t>
-        <w:br/>
-        <w:t xml:space="preserve"> Striking unions estimate New York Daily News circulation has dropped as low as 100,000 since the strike began Oct. 25. The newspaper says it is delivering about 200,000 papers to subscribers daily. Circulation as of Sept. 30: </w:t>
-        <w:br/>
-        <w:t>1 - Unaudited</w:t>
-        <w:br/>
-        <w:t>COMPLETE TEXT NOT AVAILABLE</w:t>
-        <w:br/>
-        <w:t>Source: Audit Bureau of Circulation</w:t>
+        <w:t>Then again, I thought "Veronica's Closet" was going to be a good series, too.</w:t>
         <w:br/>
         <w:br/>
         <w:t>Graphic</w:t>
@@ -111,11 +91,7 @@
         <w:br/>
         <w:t xml:space="preserve"> </w:t>
         <w:br/>
-        <w:t>b/w, Julie Stacey, USA TODAY, Source: Audit Bureau of Circulation; PHOTO; b/w, Mark Lennihan, AP</w:t>
-        <w:br/>
-        <w:t xml:space="preserve"> </w:t>
-        <w:br/>
-        <w:t>CUTLINE: BITTER TOSS: Tom Pennacchio, of Local 3 of the Newspaper Guild of America, throws 'Daily News' papers into the air outside the newspaper's offices in midtown New York.</w:t>
+        <w:t>Christina Applegate of "Jesse": Can she remake herself from Kelly Bundy into a shy, demure and, above all, funny single mom?</w:t>
       </w:r>
     </w:p>
     <w:sectPr>
